--- a/report/Отчет_ЛР2_Денисов.docx
+++ b/report/Отчет_ЛР2_Денисов.docx
@@ -10204,7 +10204,7 @@
       <w:rFonts w:ascii="Times New Roman" w:hAnsi="Times New Roman" w:cs="Times New Roman" w:eastAsia="Times New Roman"/>
       <w:b/>
       <w:bCs/>
-      <w:i/>
+      <w:i w:val="0"/>
       <w:color w:val="000000"/>
       <w:sz w:val="28"/>
     </w:rPr>
